--- a/submission/chapter1_current/editorial_proofs/Q1_Main_EDIT_PROOF.docx
+++ b/submission/chapter1_current/editorial_proofs/Q1_Main_EDIT_PROOF.docx
@@ -2,6 +2,15 @@
 <file path=word/document.xml><?xml version="1.0" encoding="utf-8"?>
 <w:document xmlns:w="http://schemas.openxmlformats.org/wordprocessingml/2006/main" xmlns:m="http://schemas.openxmlformats.org/officeDocument/2006/math" xmlns:r="http://schemas.openxmlformats.org/officeDocument/2006/relationships" xmlns:o="urn:schemas-microsoft-com:office:office" xmlns:v="urn:schemas-microsoft-com:vml" xmlns:w10="urn:schemas-microsoft-com:office:word" xmlns:a="http://schemas.openxmlformats.org/drawingml/2006/main" xmlns:pic="http://schemas.openxmlformats.org/drawingml/2006/picture" xmlns:wp="http://schemas.openxmlformats.org/drawingml/2006/wordprocessingDrawing">
   <w:body>
+    <w:bookmarkStart w:id="25" w:name="ecology-letters-title-page-template"/>
+    <w:p>
+      <w:pPr>
+        <w:pStyle w:val="Heading1"/>
+      </w:pPr>
+      <w:r>
+        <w:t xml:space="preserve">Ecology Letters title-page template</w:t>
+      </w:r>
+    </w:p>
     <w:p>
       <w:pPr>
         <w:pStyle w:val="FirstParagraph"/>
@@ -402,7 +411,8 @@
       </w:r>
     </w:p>
     <w:bookmarkEnd w:id="24"/>
-    <w:bookmarkStart w:id="49" w:name="X422b155c21ed67ab73359dd980873de28fb6065"/>
+    <w:bookmarkEnd w:id="25"/>
+    <w:bookmarkStart w:id="50" w:name="X422b155c21ed67ab73359dd980873de28fb6065"/>
     <w:p>
       <w:pPr>
         <w:pStyle w:val="Heading1"/>
@@ -411,7 +421,7 @@
         <w:t xml:space="preserve">Do pollen-supply constraints underlie floral island syndromes?</w:t>
       </w:r>
     </w:p>
-    <w:bookmarkStart w:id="25" w:name="abstract"/>
+    <w:bookmarkStart w:id="26" w:name="abstract"/>
     <w:p>
       <w:pPr>
         <w:pStyle w:val="Heading2"/>
@@ -446,8 +456,8 @@
         <w:t xml:space="preserve">island biogeography; pollen limitation; reproductive assurance; selfing; floral accessibility; functional island biogeography; pollination</w:t>
       </w:r>
     </w:p>
-    <w:bookmarkEnd w:id="25"/>
-    <w:bookmarkStart w:id="26" w:name="introduction"/>
+    <w:bookmarkEnd w:id="26"/>
+    <w:bookmarkStart w:id="27" w:name="introduction"/>
     <w:p>
       <w:pPr>
         <w:pStyle w:val="Heading2"/>
@@ -581,8 +591,8 @@
         <w:t xml:space="preserve">PL. The seven traits, four regions and original H1–H4 estimands are preserved. These analyses assess empirical compatibility with the pollination-constraint hypothesis, not historical causal mediation.</w:t>
       </w:r>
     </w:p>
-    <w:bookmarkEnd w:id="26"/>
-    <w:bookmarkStart w:id="34" w:name="materials-and-methods"/>
+    <w:bookmarkEnd w:id="27"/>
+    <w:bookmarkStart w:id="35" w:name="materials-and-methods"/>
     <w:p>
       <w:pPr>
         <w:pStyle w:val="Heading2"/>
@@ -599,7 +609,7 @@
         <w:t xml:space="preserve">Source-analysis identifiers H1–H4 remain unchanged. The narrative sequence is ecological constraint (source H3), reproductive and floral responses (sources H1 and H2) and post-hoc functional compatibility (source H4); the datasets are not an integrated causal time series.</w:t>
       </w:r>
     </w:p>
-    <w:bookmarkStart w:id="27" w:name="global-island-plant-database"/>
+    <w:bookmarkStart w:id="28" w:name="global-island-plant-database"/>
     <w:p>
       <w:pPr>
         <w:pStyle w:val="Heading3"/>
@@ -676,8 +686,8 @@
         <w:t xml:space="preserve">. This procedure establishes regional native compatibility rather than exact island-level nativeness. The earlier complementary-origin and TDWG-area analyses are archived provenance diagnostics and are not included as additional active flora partitions in this replay.</w:t>
       </w:r>
     </w:p>
-    <w:bookmarkEnd w:id="27"/>
-    <w:bookmarkStart w:id="28" w:name="geographic-isolation-and-covariates"/>
+    <w:bookmarkEnd w:id="28"/>
+    <w:bookmarkStart w:id="29" w:name="geographic-isolation-and-covariates"/>
     <w:p>
       <w:pPr>
         <w:pStyle w:val="Heading3"/>
@@ -726,8 +736,8 @@
         <w:t xml:space="preserve">For GloPL, geographic exposure was recomputed from each site's coordinates against the same continental geometry. Sites lying on seeded continental land were assigned zero distance; 996 of 1,248 sites are true continental zeros and remain zero in the corrected baseline.</w:t>
       </w:r>
     </w:p>
-    <w:bookmarkEnd w:id="28"/>
-    <w:bookmarkStart w:id="29" w:name="X21ead389f9dbd2f661cb04610c9c4a8443cc9c9"/>
+    <w:bookmarkEnd w:id="29"/>
+    <w:bookmarkStart w:id="30" w:name="X21ead389f9dbd2f661cb04610c9c4a8443cc9c9"/>
     <w:p>
       <w:pPr>
         <w:pStyle w:val="Heading3"/>
@@ -760,8 +770,8 @@
         <w:t xml:space="preserve">Because 996 of 1,248 GloPL sites are true continental zero-distance sites, we added post-hoc robustness checks to distinguish a continuous offshore gradient from a simple mainland/offshore step. We refitted the model among positive-distance measurement cells only, fitted a separate binary mainland-versus-offshore indicator model, and repeated the offshore-only gradient after deleting each publication in turn. These are robustness analyses rather than new confirmatory tests.</w:t>
       </w:r>
     </w:p>
-    <w:bookmarkEnd w:id="29"/>
-    <w:bookmarkStart w:id="32" w:name="island-reproductive-and-floral-responses"/>
+    <w:bookmarkEnd w:id="30"/>
+    <w:bookmarkStart w:id="33" w:name="island-reproductive-and-floral-responses"/>
     <w:p>
       <w:pPr>
         <w:pStyle w:val="Heading3"/>
@@ -770,7 +780,7 @@
         <w:t xml:space="preserve">Island reproductive and floral responses</w:t>
       </w:r>
     </w:p>
-    <w:bookmarkStart w:id="30" w:name="seven-distinct-trait-responses-source-h1"/>
+    <w:bookmarkStart w:id="31" w:name="seven-distinct-trait-responses-source-h1"/>
     <w:p>
       <w:pPr>
         <w:pStyle w:val="Heading4"/>
@@ -795,8 +805,8 @@
         <w:t xml:space="preserve">WCVP regional-native-compatible flora is the sole active origin sensitivity; Direct-only is a separate evidence-quality sensitivity. Both use the identical model and inference rule. WCVP compatibility retains existing source-native records and upgrades unresolved records only under accepted TDWG-L3 native-range compatibility; introduced records are not overwritten. This establishes regional compatibility rather than exact focal-island nativity. H2–H4 and their previously defined functional covariates are unchanged.</w:t>
       </w:r>
     </w:p>
-    <w:bookmarkEnd w:id="30"/>
-    <w:bookmarkStart w:id="31" w:name="X6a4493569610bc3ca0bff93f68b3329b944283d"/>
+    <w:bookmarkEnd w:id="31"/>
+    <w:bookmarkStart w:id="32" w:name="X6a4493569610bc3ca0bff93f68b3329b944283d"/>
     <w:p>
       <w:pPr>
         <w:pStyle w:val="Heading4"/>
@@ -984,9 +994,9 @@
         <w:t xml:space="preserve">: white, red/pink, yellow/orange, blue/purple and green/brown/inconspicuous. We then tested raw colour × floral-form and colour × tube-depth combinations both as joint prevalence and as conditional architecture given colour. These analyses evaluate display-architecture reorganization but do not identify realized pollinator identity.</w:t>
       </w:r>
     </w:p>
-    <w:bookmarkEnd w:id="31"/>
     <w:bookmarkEnd w:id="32"/>
-    <w:bookmarkStart w:id="33" w:name="Xa548455c4296fd78e6e3300fb73f2e855456d41"/>
+    <w:bookmarkEnd w:id="33"/>
+    <w:bookmarkStart w:id="34" w:name="Xa548455c4296fd78e6e3300fb73f2e855456d41"/>
     <w:p>
       <w:pPr>
         <w:pStyle w:val="Heading3"/>
@@ -1076,9 +1086,9 @@
         <w:t xml:space="preserve">We also retained atomic-trait sensitivities. Because the global colour response was geographically heterogeneous and lacked a single directional functional prediction, colour was not promoted into the global H4 bridge.</w:t>
       </w:r>
     </w:p>
-    <w:bookmarkEnd w:id="33"/>
     <w:bookmarkEnd w:id="34"/>
-    <w:bookmarkStart w:id="40" w:name="results"/>
+    <w:bookmarkEnd w:id="35"/>
+    <w:bookmarkStart w:id="41" w:name="results"/>
     <w:p>
       <w:pPr>
         <w:pStyle w:val="Heading2"/>
@@ -1087,7 +1097,7 @@
         <w:t xml:space="preserve">Results</w:t>
       </w:r>
     </w:p>
-    <w:bookmarkStart w:id="35" w:name="Xa8f24a170dbb81779662ee653a0302dc4b04e78"/>
+    <w:bookmarkStart w:id="36" w:name="Xa8f24a170dbb81779662ee653a0302dc4b04e78"/>
     <w:p>
       <w:pPr>
         <w:pStyle w:val="Heading3"/>
@@ -1140,8 +1150,8 @@
         <w:t xml:space="preserve">). By contrast, a binary mainland-versus-offshore indicator alone was unsupported (beta = 0.12743, p = 0.14364). Leave-one-publication-out refits kept all 153 offshore-gradient estimates positive; the weakest two-sided result was p = 0.04892. These checks support a continuous offshore gradient while remaining post-hoc robustness analyses.</w:t>
       </w:r>
     </w:p>
-    <w:bookmarkEnd w:id="35"/>
-    <w:bookmarkStart w:id="38" w:name="Xb8d641a58d8cafb485d30733e601ed659578e70"/>
+    <w:bookmarkEnd w:id="36"/>
+    <w:bookmarkStart w:id="39" w:name="Xb8d641a58d8cafb485d30733e601ed659578e70"/>
     <w:p>
       <w:pPr>
         <w:pStyle w:val="Heading3"/>
@@ -1150,7 +1160,7 @@
         <w:t xml:space="preserve">Reproductive and floral patterns and conditional decomposition</w:t>
       </w:r>
     </w:p>
-    <w:bookmarkStart w:id="36" w:name="Xfd44202bf3b40636010a4fd5a1f3f3a31a6f72f"/>
+    <w:bookmarkStart w:id="37" w:name="Xfd44202bf3b40636010a4fd5a1f3f3a31a6f72f"/>
     <w:p>
       <w:pPr>
         <w:pStyle w:val="Heading4"/>
@@ -1175,8 +1185,8 @@
         <w:t xml:space="preserve">In WCVP All, 10 of 28 individual associations meet the same nominal threshold. Increasing self-compatibility remains supported in all four regions. Northern-high autonomous selfing, actinomorphy and shallow/open tubes remain positive and supported; tropical actinomorphy remains supported. Plain colour increases in both tropical and southern extratropical WCVP floras. Several broad-flora associations, including the southern shallow/open-tube decrease, no longer meet the threshold. This can reflect changed composition, precision and coverage, rather than proving an introduced-species mechanism. Direct-only yields 15/28 supported associations in broad flora and 11/28 in WCVP flora. The traitwise coefficient display is shown in Figure 3; complete estimates, intervals and unadjusted P values are reported in Supplementary Table S2.</w:t>
       </w:r>
     </w:p>
-    <w:bookmarkEnd w:id="36"/>
-    <w:bookmarkStart w:id="37" w:name="X5b17cd8b302733788d08744ba9c3dc81cf98aff"/>
+    <w:bookmarkEnd w:id="37"/>
+    <w:bookmarkStart w:id="38" w:name="X5b17cd8b302733788d08744ba9c3dc81cf98aff"/>
     <w:p>
       <w:pPr>
         <w:pStyle w:val="Heading4"/>
@@ -1282,9 +1292,9 @@
         <w:t xml:space="preserve">The corrected H2 results therefore support a partially separable floral response: accessibility estimates remained positive after reproductive-assurance adjustment in all four regions, but FDR support was concentrated in northern high latitudes and the tropics. The strength and detailed form of the additional floral response are geographically contingent (Figure 4).</w:t>
       </w:r>
     </w:p>
-    <w:bookmarkEnd w:id="37"/>
     <w:bookmarkEnd w:id="38"/>
-    <w:bookmarkStart w:id="39" w:name="X834fa78e30a87edf323f55d7eb5a7d174c56740"/>
+    <w:bookmarkEnd w:id="39"/>
+    <w:bookmarkStart w:id="40" w:name="X834fa78e30a87edf323f55d7eb5a7d174c56740"/>
     <w:p>
       <w:pPr>
         <w:pStyle w:val="Heading3"/>
@@ -1375,9 +1385,9 @@
         <w:t xml:space="preserve">In different exact-species subsets, the selected reproductive-assurance and accessibility scores were each associated with lower current pollen limitation (Figure 5). This functional alignment does not establish that historical pollen limitation caused the observed trait distributions.</w:t>
       </w:r>
     </w:p>
-    <w:bookmarkEnd w:id="39"/>
     <w:bookmarkEnd w:id="40"/>
-    <w:bookmarkStart w:id="45" w:name="discussion"/>
+    <w:bookmarkEnd w:id="41"/>
+    <w:bookmarkStart w:id="46" w:name="discussion"/>
     <w:p>
       <w:pPr>
         <w:pStyle w:val="Heading2"/>
@@ -1386,7 +1396,7 @@
         <w:t xml:space="preserve">Discussion</w:t>
       </w:r>
     </w:p>
-    <w:bookmarkStart w:id="41" w:name="X557941d6f82018ebabe2281ace57cd1c5e0474f"/>
+    <w:bookmarkStart w:id="42" w:name="X557941d6f82018ebabe2281ace57cd1c5e0474f"/>
     <w:p>
       <w:pPr>
         <w:pStyle w:val="Heading3"/>
@@ -1427,8 +1437,8 @@
         <w:t xml:space="preserve">Current PL can itself depend on breeding traits already present in the sampled plant: autonomous selfing may diminish the additional-pollen response despite a history of poor pollinator service. PL therefore cannot be inserted into a contemporaneous mediation model as though it measured pre-evolutionary pollination pressure. The geographic correlations use non-identical plant and experimental-site populations.</w:t>
       </w:r>
     </w:p>
-    <w:bookmarkEnd w:id="41"/>
-    <w:bookmarkStart w:id="42" w:name="X7dcf5d35754cd852548012670494e137e48682b"/>
+    <w:bookmarkEnd w:id="42"/>
+    <w:bookmarkStart w:id="43" w:name="X7dcf5d35754cd852548012670494e137e48682b"/>
     <w:p>
       <w:pPr>
         <w:pStyle w:val="Heading3"/>
@@ -1493,8 +1503,8 @@
         <w:t xml:space="preserve">A more accessible floral architecture is not necessarily less conspicuous or cheaper to produce. Conversely, plain colour is not a direct measure of investment, pollinator preferences or floral reward. We therefore compare serial selfing-syndrome change, partly separable pollinator-facing responses, and colonization or lineage sorting as candidate mechanisms; the cross-sectional analyses do not choose uniquely among them.</w:t>
       </w:r>
     </w:p>
-    <w:bookmarkEnd w:id="42"/>
-    <w:bookmarkStart w:id="43" w:name="Xf43018373db65de7e897f00f5fbb398121592c2"/>
+    <w:bookmarkEnd w:id="43"/>
+    <w:bookmarkStart w:id="44" w:name="Xf43018373db65de7e897f00f5fbb398121592c2"/>
     <w:p>
       <w:pPr>
         <w:pStyle w:val="Heading3"/>
@@ -1527,8 +1537,8 @@
         <w:t xml:space="preserve">One edge of the triangle remains deliberately open. We do not observe historical pollen limitation causing selection, sorting or persistence that generated present-day island assemblages. The exact-species H4 comparison is post-hoc and reuses GloPL evidence from H3, rather than constituting a second independent experimental replication. Island flora data are cross-sectional, and ancestral traits or historical pollination service are not observed. Earlier prespecified moderation tests also did not show that the H2 trait states significantly buffer the isolation–pollen-limitation slope itself. The present study therefore supports functional compatibility, not causal mediation.</w:t>
       </w:r>
     </w:p>
-    <w:bookmarkEnd w:id="43"/>
-    <w:bookmarkStart w:id="44" w:name="limitations-and-inferential-boundary"/>
+    <w:bookmarkEnd w:id="44"/>
+    <w:bookmarkStart w:id="45" w:name="limitations-and-inferential-boundary"/>
     <w:p>
       <w:pPr>
         <w:pStyle w:val="Heading3"/>
@@ -1585,9 +1595,9 @@
         <w:t xml:space="preserve">Finally, H2 is conditional decomposition rather than mediation, and H4 is post-hoc functional triangulation. Neither analysis identifies historical selection by pollinators. Stronger causal inference will require lineage-resolved comparisons or temporal and experimental data that connect realized pollination service to reproductive success, establishment and trait change.</w:t>
       </w:r>
     </w:p>
-    <w:bookmarkEnd w:id="44"/>
     <w:bookmarkEnd w:id="45"/>
-    <w:bookmarkStart w:id="46" w:name="conclusion"/>
+    <w:bookmarkEnd w:id="46"/>
+    <w:bookmarkStart w:id="47" w:name="conclusion"/>
     <w:p>
       <w:pPr>
         <w:pStyle w:val="Heading2"/>
@@ -1604,8 +1614,8 @@
         <w:t xml:space="preserve">The classic pollen-supply-constraint hypothesis has distinguishable empirical components. Published pollen-addition experiments show a positive isolation–PL gradient in the primary analysis, with measurement-dependent uncertainty. Island plant assemblages show a positive self-compatibility association in four regions but no single direction across the other reproductive, colour and architectural states. Selected floral accessibility associations persist after adjustment for measured reproductive assurance. Present-day trait–PL links are post-hoc and cannot establish pollinator decline, selection on duller flowers, historical mediation or within-lineage adaptation. The broad trait database supplies the principal macroecological result; GloPL supplies complementary, independent evidence about the ecological constraint.</w:t>
       </w:r>
     </w:p>
-    <w:bookmarkEnd w:id="46"/>
-    <w:bookmarkStart w:id="48" w:name="references"/>
+    <w:bookmarkEnd w:id="47"/>
+    <w:bookmarkStart w:id="49" w:name="references"/>
     <w:p>
       <w:pPr>
         <w:pStyle w:val="Heading2"/>
@@ -1687,7 +1697,7 @@
       <w:r>
         <w:t xml:space="preserve"> </w:t>
       </w:r>
-      <w:hyperlink r:id="rId47">
+      <w:hyperlink r:id="rId48">
         <w:r>
           <w:rPr>
             <w:rStyle w:val="Hyperlink"/>
@@ -2119,9 +2129,9 @@
         <w:t xml:space="preserve">, 245, 420–432.</w:t>
       </w:r>
     </w:p>
-    <w:bookmarkEnd w:id="48"/>
     <w:bookmarkEnd w:id="49"/>
-    <w:bookmarkStart w:id="55" w:name="figure-legends"/>
+    <w:bookmarkEnd w:id="50"/>
+    <w:bookmarkStart w:id="56" w:name="figure-legends"/>
     <w:p>
       <w:pPr>
         <w:pStyle w:val="Heading1"/>
@@ -2130,7 +2140,7 @@
         <w:t xml:space="preserve">Figure legends</w:t>
       </w:r>
     </w:p>
-    <w:bookmarkStart w:id="50" w:name="Xaa3ab8c9b396a26e7dfb8fc2b2714651198baa0"/>
+    <w:bookmarkStart w:id="51" w:name="Xaa3ab8c9b396a26e7dfb8fc2b2714651198baa0"/>
     <w:p>
       <w:pPr>
         <w:pStyle w:val="Heading2"/>
@@ -2147,8 +2157,8 @@
         <w:t xml:space="preserve">(A) Corrected global geographic distribution of the 8,264 island units, in the four analysis strata. (B) Separate geography of the 1,248 published GloPL pollen-supplementation sites, including continental observations. (C) Dataset accounting: 4,379 broad-H1 observed islands; 106,295 accepted species in the trait universe; 222,688 of 318,885 raw species-axis cells resolved (69.83%); 2,969 GloPL experimental rows and 919 contributing publications. (D) Study design: solid links describe associations estimated from non-identical data streams, not a fitted joint structural-equation model. The dashed historical causal path from pollen-service restriction through sorting or adaptation to extant traits is explicitly untested. Exact species matching is available only for the post-hoc H4 comparisons.</w:t>
       </w:r>
     </w:p>
-    <w:bookmarkEnd w:id="50"/>
-    <w:bookmarkStart w:id="51" w:name="Xf48e75575d5fe21478967ea484c58f40ac293c7"/>
+    <w:bookmarkEnd w:id="51"/>
+    <w:bookmarkStart w:id="52" w:name="Xf48e75575d5fe21478967ea484c58f40ac293c7"/>
     <w:p>
       <w:pPr>
         <w:pStyle w:val="Heading2"/>
@@ -2165,8 +2175,8 @@
         <w:t xml:space="preserve">Publication-weighted standardized isolation coefficients for the primary GloPL model and two prespecified measurement sensitivities, with pointwise finite-publication 95% t confidence intervals. Primary slope beta = +0.09191, SE = 0.03806, two-sided finite-publication p = 0.01594; the supplemental-only sensitivity is positive but unsupported (beta = +0.04410, p = 0.31082). The post-hoc offshore-only slope and mainland/offshore indicator contrast are reported in Supplement S5 rather than conflated with the primary estimate. Current experimental pollen limitation measures reproductive improvement after additional pollen, not historical pollinator disappearance.</w:t>
       </w:r>
     </w:p>
-    <w:bookmarkEnd w:id="51"/>
-    <w:bookmarkStart w:id="52" w:name="X8348e7bc70fc1d32cf510f0ccec32408c4bc0eb"/>
+    <w:bookmarkEnd w:id="52"/>
+    <w:bookmarkStart w:id="53" w:name="X8348e7bc70fc1d32cf510f0ccec32408c4bc0eb"/>
     <w:p>
       <w:pPr>
         <w:pStyle w:val="Heading2"/>
@@ -2195,8 +2205,8 @@
         <w:t xml:space="preserve">. The historical H1 graphic remains preserved byte-for-byte in its original results directory. It displays trait-specific isolation coefficient estimates and pointwise 95% finite-spatial-cluster t intervals for four regions and reported evidence/origin scopes. Three reproductive outcomes are self-compatibility, selfing mating system and autonomous selfing; the remaining four describe plain colour, generalized form, actinomorphy and shallow/open tube. Nominal two-sided unadjusted significance is not a family-wise test of a pooled global floral syndrome; 83.65% of observed island×species records have unresolved floristic-origin status.</w:t>
       </w:r>
     </w:p>
-    <w:bookmarkEnd w:id="52"/>
-    <w:bookmarkStart w:id="53" w:name="Xc5ddfdac25fbc6ded58b56b34a2d2996d622169"/>
+    <w:bookmarkEnd w:id="53"/>
+    <w:bookmarkStart w:id="54" w:name="Xc5ddfdac25fbc6ded58b56b34a2d2996d622169"/>
     <w:p>
       <w:pPr>
         <w:pStyle w:val="Heading2"/>
@@ -2282,8 +2292,8 @@
         <w:t xml:space="preserve">). Coefficients across response/link scales must not be compared numerically as equal effects. Panel B prints the BH q values from the frozen eight-test H2b family; q = 0.00243 for northern high latitudes and q = 0.01913 for tropical All, while tropical Direct-only does not pass FDR. This is conditional decomposition, not causal mediation or direct pollinator selection.</w:t>
       </w:r>
     </w:p>
-    <w:bookmarkEnd w:id="53"/>
-    <w:bookmarkStart w:id="54" w:name="X42ce354194c70c125b08caab922e51e748c2c9c"/>
+    <w:bookmarkEnd w:id="54"/>
+    <w:bookmarkStart w:id="55" w:name="X42ce354194c70c125b08caab922e51e748c2c9c"/>
     <w:p>
       <w:pPr>
         <w:pStyle w:val="Heading2"/>
@@ -2330,8 +2340,8 @@
         <w:t xml:space="preserve">(143 primary matched species, 143 publications; beta = −0.29566, p = 0.02334). Primary, no-zero-constant and supplemental-only measurement subsets are shown, each with pointwise finite-publication t intervals and its own sample size. These are distinct, non-paired, post-hoc regression samples; neither their similar coefficient magnitude nor negative direction proves buffering, historical mediation or evolutionary causality.</w:t>
       </w:r>
     </w:p>
-    <w:bookmarkEnd w:id="54"/>
     <w:bookmarkEnd w:id="55"/>
+    <w:bookmarkEnd w:id="56"/>
     <w:sectPr/>
   </w:body>
 </w:document>
